--- a/docs/diagrams/Use-case detail-scenario/SS6/Usecase scenario/UC_SS6_HoangVanTan.docx
+++ b/docs/diagrams/Use-case detail-scenario/SS6/Usecase scenario/UC_SS6_HoangVanTan.docx
@@ -5,8 +5,248 @@
     <w:p>
       <w:pPr>
         <w:rPr>
+          <w:rFonts w:ascii="Times New Roman" w:hAnsi="Times New Roman" w:cs="Times New Roman"/>
           <w:b/>
           <w:bCs/>
+          <w:sz w:val="40"/>
+          <w:szCs w:val="40"/>
+          <w:lang w:val="en-US"/>
+        </w:rPr>
+      </w:pPr>
+      <w:r>
+        <w:rPr>
+          <w:rFonts w:ascii="Times New Roman" w:hAnsi="Times New Roman" w:cs="Times New Roman"/>
+          <w:b/>
+          <w:bCs/>
+          <w:sz w:val="40"/>
+          <w:szCs w:val="40"/>
+          <w:lang w:val="en-US"/>
+        </w:rPr>
+        <w:t>ĐẶC TẢ USE CASE — PHÂN HỆ SS6</w:t>
+      </w:r>
+    </w:p>
+    <w:p>
+      <w:pPr>
+        <w:rPr>
+          <w:rFonts w:ascii="Times New Roman" w:hAnsi="Times New Roman" w:cs="Times New Roman"/>
+          <w:b/>
+          <w:bCs/>
+          <w:sz w:val="32"/>
+          <w:szCs w:val="32"/>
+          <w:lang w:val="en-US"/>
+        </w:rPr>
+      </w:pPr>
+      <w:r>
+        <w:rPr>
+          <w:rFonts w:ascii="Times New Roman" w:hAnsi="Times New Roman" w:cs="Times New Roman"/>
+          <w:b/>
+          <w:bCs/>
+          <w:sz w:val="32"/>
+          <w:szCs w:val="32"/>
+          <w:lang w:val="en-US"/>
+        </w:rPr>
+        <w:t>What</w:t>
+      </w:r>
+      <w:r>
+        <w:rPr>
+          <w:rFonts w:ascii="Times New Roman" w:hAnsi="Times New Roman" w:cs="Times New Roman"/>
+          <w:b/>
+          <w:bCs/>
+          <w:sz w:val="32"/>
+          <w:szCs w:val="32"/>
+          <w:lang w:val="en-US"/>
+        </w:rPr>
+        <w:noBreakHyphen/>
+        <w:t>if Demand Simulation - Mô phỏng nhu cầu sinh viên</w:t>
+      </w:r>
+    </w:p>
+    <w:p>
+      <w:pPr>
+        <w:tabs>
+          <w:tab w:val="left" w:pos="540"/>
+        </w:tabs>
+        <w:ind w:left="720"/>
+        <w:rPr>
+          <w:sz w:val="26"/>
+          <w:szCs w:val="26"/>
+          <w:lang w:val="en-US"/>
+        </w:rPr>
+      </w:pPr>
+      <w:r>
+        <w:rPr>
+          <w:b/>
+          <w:sz w:val="26"/>
+          <w:szCs w:val="26"/>
+        </w:rPr>
+        <w:t>Dự án:</w:t>
+      </w:r>
+      <w:r>
+        <w:rPr>
+          <w:sz w:val="26"/>
+          <w:szCs w:val="26"/>
+        </w:rPr>
+        <w:t xml:space="preserve"> Smart E-Mobility Hub — ĐHQG-HCM </w:t>
+      </w:r>
+      <w:r>
+        <w:rPr>
+          <w:b/>
+          <w:sz w:val="26"/>
+          <w:szCs w:val="26"/>
+        </w:rPr>
+        <w:t>Phân hệ:</w:t>
+      </w:r>
+      <w:r>
+        <w:rPr>
+          <w:sz w:val="26"/>
+          <w:szCs w:val="26"/>
+        </w:rPr>
+        <w:t xml:space="preserve"> SS</w:t>
+      </w:r>
+      <w:r>
+        <w:rPr>
+          <w:sz w:val="26"/>
+          <w:szCs w:val="26"/>
+          <w:lang w:val="en-US"/>
+        </w:rPr>
+        <w:t>6</w:t>
+      </w:r>
+      <w:r>
+        <w:rPr>
+          <w:sz w:val="26"/>
+          <w:szCs w:val="26"/>
+        </w:rPr>
+        <w:t xml:space="preserve"> — What</w:t>
+      </w:r>
+      <w:r>
+        <w:rPr>
+          <w:rFonts w:ascii="Cambria Math" w:hAnsi="Cambria Math" w:cs="Cambria Math"/>
+          <w:sz w:val="26"/>
+          <w:szCs w:val="26"/>
+        </w:rPr>
+        <w:t>‑</w:t>
+      </w:r>
+      <w:r>
+        <w:rPr>
+          <w:sz w:val="26"/>
+          <w:szCs w:val="26"/>
+        </w:rPr>
+        <w:t>if Demand Simulation </w:t>
+      </w:r>
+      <w:r>
+        <w:rPr>
+          <w:b/>
+          <w:sz w:val="26"/>
+          <w:szCs w:val="26"/>
+        </w:rPr>
+        <w:t>Tác giả:</w:t>
+      </w:r>
+      <w:r>
+        <w:rPr>
+          <w:sz w:val="26"/>
+          <w:szCs w:val="26"/>
+        </w:rPr>
+        <w:t xml:space="preserve"> </w:t>
+      </w:r>
+      <w:r>
+        <w:rPr>
+          <w:sz w:val="26"/>
+          <w:szCs w:val="26"/>
+          <w:lang w:val="en-US"/>
+        </w:rPr>
+        <w:t>Hoàng Văn Tấn</w:t>
+      </w:r>
+      <w:r>
+        <w:rPr>
+          <w:sz w:val="26"/>
+          <w:szCs w:val="26"/>
+        </w:rPr>
+        <w:t xml:space="preserve"> (TV</w:t>
+      </w:r>
+      <w:r>
+        <w:rPr>
+          <w:sz w:val="26"/>
+          <w:szCs w:val="26"/>
+          <w:lang w:val="en-US"/>
+        </w:rPr>
+        <w:t>6</w:t>
+      </w:r>
+      <w:r>
+        <w:rPr>
+          <w:sz w:val="26"/>
+          <w:szCs w:val="26"/>
+        </w:rPr>
+        <w:t xml:space="preserve"> — Developer / </w:t>
+      </w:r>
+      <w:r>
+        <w:rPr>
+          <w:sz w:val="26"/>
+          <w:szCs w:val="26"/>
+        </w:rPr>
+        <w:t>Simulation Specialist</w:t>
+      </w:r>
+      <w:r>
+        <w:rPr>
+          <w:sz w:val="26"/>
+          <w:szCs w:val="26"/>
+        </w:rPr>
+        <w:t>) </w:t>
+      </w:r>
+      <w:r>
+        <w:rPr>
+          <w:b/>
+          <w:sz w:val="26"/>
+          <w:szCs w:val="26"/>
+        </w:rPr>
+        <w:t>Nhóm:</w:t>
+      </w:r>
+      <w:r>
+        <w:rPr>
+          <w:sz w:val="26"/>
+          <w:szCs w:val="26"/>
+        </w:rPr>
+        <w:t xml:space="preserve"> Nhóm 7 Thành viên — BTL Công nghệ Phần mềm (CO3001) — HCMUT</w:t>
+      </w:r>
+      <w:r>
+        <w:rPr>
+          <w:sz w:val="26"/>
+          <w:szCs w:val="26"/>
+          <w:lang w:val="en-US"/>
+        </w:rPr>
+        <w:t>.</w:t>
+      </w:r>
+    </w:p>
+    <w:p>
+      <w:pPr>
+        <w:pBdr>
+          <w:bottom w:val="double" w:sz="6" w:space="1" w:color="auto"/>
+        </w:pBdr>
+        <w:tabs>
+          <w:tab w:val="left" w:pos="540"/>
+        </w:tabs>
+        <w:rPr>
+          <w:lang w:val="en-US"/>
+        </w:rPr>
+      </w:pPr>
+    </w:p>
+    <w:p>
+      <w:pPr>
+        <w:rPr>
+          <w:rFonts w:ascii="Segoe UI Emoji" w:hAnsi="Segoe UI Emoji" w:cs="Segoe UI Emoji"/>
+          <w:b/>
+          <w:bCs/>
+          <w:sz w:val="26"/>
+          <w:szCs w:val="26"/>
+          <w:lang w:val="en-US"/>
+        </w:rPr>
+      </w:pPr>
+    </w:p>
+    <w:p>
+      <w:pPr>
+        <w:rPr>
+          <w:b/>
+          <w:bCs/>
+          <w:sz w:val="32"/>
+          <w:szCs w:val="32"/>
           <w:lang w:val="en-US"/>
         </w:rPr>
       </w:pPr>
@@ -15,6 +255,8 @@
           <w:rFonts w:ascii="Segoe UI Emoji" w:hAnsi="Segoe UI Emoji" w:cs="Segoe UI Emoji"/>
           <w:b/>
           <w:bCs/>
+          <w:sz w:val="32"/>
+          <w:szCs w:val="32"/>
           <w:lang w:val="en-US"/>
         </w:rPr>
         <w:t>🔹</w:t>
@@ -23,6 +265,8 @@
         <w:rPr>
           <w:b/>
           <w:bCs/>
+          <w:sz w:val="32"/>
+          <w:szCs w:val="32"/>
           <w:lang w:val="en-US"/>
         </w:rPr>
         <w:t xml:space="preserve"> USE-CASE 1: Mô phỏng tăng đột biến hành khách Metro</w:t>
@@ -48,10 +292,10 @@
         <w:tblLook w:val="04A0" w:firstRow="1" w:lastRow="0" w:firstColumn="1" w:lastColumn="0" w:noHBand="0" w:noVBand="1"/>
       </w:tblPr>
       <w:tblGrid>
-        <w:gridCol w:w="2091"/>
-        <w:gridCol w:w="3530"/>
-        <w:gridCol w:w="1876"/>
-        <w:gridCol w:w="1853"/>
+        <w:gridCol w:w="2416"/>
+        <w:gridCol w:w="3234"/>
+        <w:gridCol w:w="1811"/>
+        <w:gridCol w:w="1889"/>
       </w:tblGrid>
       <w:tr>
         <w:trPr>
@@ -74,13 +318,17 @@
               <w:rPr>
                 <w:b/>
                 <w:bCs/>
-                <w:lang w:val="en-US"/>
-              </w:rPr>
-            </w:pPr>
-            <w:r>
-              <w:rPr>
-                <w:b/>
-                <w:bCs/>
+                <w:sz w:val="26"/>
+                <w:szCs w:val="26"/>
+                <w:lang w:val="en-US"/>
+              </w:rPr>
+            </w:pPr>
+            <w:r>
+              <w:rPr>
+                <w:b/>
+                <w:bCs/>
+                <w:sz w:val="26"/>
+                <w:szCs w:val="26"/>
                 <w:lang w:val="en-US"/>
               </w:rPr>
               <w:t>Field Name</w:t>
@@ -105,13 +353,17 @@
               <w:rPr>
                 <w:b/>
                 <w:bCs/>
-                <w:lang w:val="en-US"/>
-              </w:rPr>
-            </w:pPr>
-            <w:r>
-              <w:rPr>
-                <w:b/>
-                <w:bCs/>
+                <w:sz w:val="26"/>
+                <w:szCs w:val="26"/>
+                <w:lang w:val="en-US"/>
+              </w:rPr>
+            </w:pPr>
+            <w:r>
+              <w:rPr>
+                <w:b/>
+                <w:bCs/>
+                <w:sz w:val="26"/>
+                <w:szCs w:val="26"/>
                 <w:lang w:val="en-US"/>
               </w:rPr>
               <w:t>Detail Content</w:t>
@@ -135,13 +387,17 @@
           <w:p>
             <w:pPr>
               <w:rPr>
-                <w:lang w:val="en-US"/>
-              </w:rPr>
-            </w:pPr>
-            <w:r>
-              <w:rPr>
-                <w:b/>
-                <w:bCs/>
+                <w:sz w:val="26"/>
+                <w:szCs w:val="26"/>
+                <w:lang w:val="en-US"/>
+              </w:rPr>
+            </w:pPr>
+            <w:r>
+              <w:rPr>
+                <w:b/>
+                <w:bCs/>
+                <w:sz w:val="26"/>
+                <w:szCs w:val="26"/>
                 <w:lang w:val="en-US"/>
               </w:rPr>
               <w:t>Use Case ID:</w:t>
@@ -164,11 +420,15 @@
           <w:p>
             <w:pPr>
               <w:rPr>
-                <w:lang w:val="en-US"/>
-              </w:rPr>
-            </w:pPr>
-            <w:r>
-              <w:rPr>
+                <w:sz w:val="26"/>
+                <w:szCs w:val="26"/>
+                <w:lang w:val="en-US"/>
+              </w:rPr>
+            </w:pPr>
+            <w:r>
+              <w:rPr>
+                <w:sz w:val="26"/>
+                <w:szCs w:val="26"/>
                 <w:lang w:val="en-US"/>
               </w:rPr>
               <w:t>UC_SS6_01</w:t>
@@ -192,13 +452,17 @@
           <w:p>
             <w:pPr>
               <w:rPr>
-                <w:lang w:val="en-US"/>
-              </w:rPr>
-            </w:pPr>
-            <w:r>
-              <w:rPr>
-                <w:b/>
-                <w:bCs/>
+                <w:sz w:val="26"/>
+                <w:szCs w:val="26"/>
+                <w:lang w:val="en-US"/>
+              </w:rPr>
+            </w:pPr>
+            <w:r>
+              <w:rPr>
+                <w:b/>
+                <w:bCs/>
+                <w:sz w:val="26"/>
+                <w:szCs w:val="26"/>
                 <w:lang w:val="en-US"/>
               </w:rPr>
               <w:t>Use Case Name:</w:t>
@@ -221,11 +485,15 @@
           <w:p>
             <w:pPr>
               <w:rPr>
-                <w:lang w:val="en-US"/>
-              </w:rPr>
-            </w:pPr>
-            <w:r>
-              <w:rPr>
+                <w:sz w:val="26"/>
+                <w:szCs w:val="26"/>
+                <w:lang w:val="en-US"/>
+              </w:rPr>
+            </w:pPr>
+            <w:r>
+              <w:rPr>
+                <w:sz w:val="26"/>
+                <w:szCs w:val="26"/>
                 <w:lang w:val="en-US"/>
               </w:rPr>
               <w:t>UC_Mo_Phong_Tang_Dot_Bien_Khach_Metro (Mô phỏng đợt tăng đột biến hành khách Metro - Metro Surge)</w:t>
@@ -249,13 +517,17 @@
           <w:p>
             <w:pPr>
               <w:rPr>
-                <w:lang w:val="en-US"/>
-              </w:rPr>
-            </w:pPr>
-            <w:r>
-              <w:rPr>
-                <w:b/>
-                <w:bCs/>
+                <w:sz w:val="26"/>
+                <w:szCs w:val="26"/>
+                <w:lang w:val="en-US"/>
+              </w:rPr>
+            </w:pPr>
+            <w:r>
+              <w:rPr>
+                <w:b/>
+                <w:bCs/>
+                <w:sz w:val="26"/>
+                <w:szCs w:val="26"/>
                 <w:lang w:val="en-US"/>
               </w:rPr>
               <w:t>Created By:</w:t>
@@ -277,11 +549,15 @@
           <w:p>
             <w:pPr>
               <w:rPr>
-                <w:lang w:val="en-US"/>
-              </w:rPr>
-            </w:pPr>
-            <w:r>
-              <w:rPr>
+                <w:sz w:val="26"/>
+                <w:szCs w:val="26"/>
+                <w:lang w:val="en-US"/>
+              </w:rPr>
+            </w:pPr>
+            <w:r>
+              <w:rPr>
+                <w:sz w:val="26"/>
+                <w:szCs w:val="26"/>
                 <w:lang w:val="en-US"/>
               </w:rPr>
               <w:t>Hoàng Văn Tấn (TV6/Developer, Simulation Specialist)</w:t>
@@ -303,13 +579,17 @@
           <w:p>
             <w:pPr>
               <w:rPr>
-                <w:lang w:val="en-US"/>
-              </w:rPr>
-            </w:pPr>
-            <w:r>
-              <w:rPr>
-                <w:b/>
-                <w:bCs/>
+                <w:sz w:val="26"/>
+                <w:szCs w:val="26"/>
+                <w:lang w:val="en-US"/>
+              </w:rPr>
+            </w:pPr>
+            <w:r>
+              <w:rPr>
+                <w:b/>
+                <w:bCs/>
+                <w:sz w:val="26"/>
+                <w:szCs w:val="26"/>
                 <w:lang w:val="en-US"/>
               </w:rPr>
               <w:t>Last Updated By:</w:t>
@@ -331,11 +611,15 @@
           <w:p>
             <w:pPr>
               <w:rPr>
-                <w:lang w:val="en-US"/>
-              </w:rPr>
-            </w:pPr>
-            <w:r>
-              <w:rPr>
+                <w:sz w:val="26"/>
+                <w:szCs w:val="26"/>
+                <w:lang w:val="en-US"/>
+              </w:rPr>
+            </w:pPr>
+            <w:r>
+              <w:rPr>
+                <w:sz w:val="26"/>
+                <w:szCs w:val="26"/>
                 <w:lang w:val="en-US"/>
               </w:rPr>
               <w:t>Hoàng Văn Tấn</w:t>
@@ -359,13 +643,17 @@
           <w:p>
             <w:pPr>
               <w:rPr>
-                <w:lang w:val="en-US"/>
-              </w:rPr>
-            </w:pPr>
-            <w:r>
-              <w:rPr>
-                <w:b/>
-                <w:bCs/>
+                <w:sz w:val="26"/>
+                <w:szCs w:val="26"/>
+                <w:lang w:val="en-US"/>
+              </w:rPr>
+            </w:pPr>
+            <w:r>
+              <w:rPr>
+                <w:b/>
+                <w:bCs/>
+                <w:sz w:val="26"/>
+                <w:szCs w:val="26"/>
                 <w:lang w:val="en-US"/>
               </w:rPr>
               <w:t>Date Created:</w:t>
@@ -387,11 +675,15 @@
           <w:p>
             <w:pPr>
               <w:rPr>
-                <w:lang w:val="en-US"/>
-              </w:rPr>
-            </w:pPr>
-            <w:r>
-              <w:rPr>
+                <w:sz w:val="26"/>
+                <w:szCs w:val="26"/>
+                <w:lang w:val="en-US"/>
+              </w:rPr>
+            </w:pPr>
+            <w:r>
+              <w:rPr>
+                <w:sz w:val="26"/>
+                <w:szCs w:val="26"/>
                 <w:lang w:val="en-US"/>
               </w:rPr>
               <w:t>14/09/2026</w:t>
@@ -413,13 +705,17 @@
           <w:p>
             <w:pPr>
               <w:rPr>
-                <w:lang w:val="en-US"/>
-              </w:rPr>
-            </w:pPr>
-            <w:r>
-              <w:rPr>
-                <w:b/>
-                <w:bCs/>
+                <w:sz w:val="26"/>
+                <w:szCs w:val="26"/>
+                <w:lang w:val="en-US"/>
+              </w:rPr>
+            </w:pPr>
+            <w:r>
+              <w:rPr>
+                <w:b/>
+                <w:bCs/>
+                <w:sz w:val="26"/>
+                <w:szCs w:val="26"/>
                 <w:lang w:val="en-US"/>
               </w:rPr>
               <w:t>Date Last Updated:</w:t>
@@ -441,11 +737,15 @@
           <w:p>
             <w:pPr>
               <w:rPr>
-                <w:lang w:val="en-US"/>
-              </w:rPr>
-            </w:pPr>
-            <w:r>
-              <w:rPr>
+                <w:sz w:val="26"/>
+                <w:szCs w:val="26"/>
+                <w:lang w:val="en-US"/>
+              </w:rPr>
+            </w:pPr>
+            <w:r>
+              <w:rPr>
+                <w:sz w:val="26"/>
+                <w:szCs w:val="26"/>
                 <w:lang w:val="en-US"/>
               </w:rPr>
               <w:t>17/09/2026</w:t>
@@ -469,13 +769,17 @@
           <w:p>
             <w:pPr>
               <w:rPr>
-                <w:lang w:val="en-US"/>
-              </w:rPr>
-            </w:pPr>
-            <w:r>
-              <w:rPr>
-                <w:b/>
-                <w:bCs/>
+                <w:sz w:val="26"/>
+                <w:szCs w:val="26"/>
+                <w:lang w:val="en-US"/>
+              </w:rPr>
+            </w:pPr>
+            <w:r>
+              <w:rPr>
+                <w:b/>
+                <w:bCs/>
+                <w:sz w:val="26"/>
+                <w:szCs w:val="26"/>
                 <w:lang w:val="en-US"/>
               </w:rPr>
               <w:t>Actors:</w:t>
@@ -498,25 +802,33 @@
           <w:p>
             <w:pPr>
               <w:rPr>
-                <w:lang w:val="en-US"/>
-              </w:rPr>
-            </w:pPr>
-            <w:r>
-              <w:rPr>
-                <w:b/>
-                <w:bCs/>
+                <w:sz w:val="26"/>
+                <w:szCs w:val="26"/>
+                <w:lang w:val="en-US"/>
+              </w:rPr>
+            </w:pPr>
+            <w:r>
+              <w:rPr>
+                <w:b/>
+                <w:bCs/>
+                <w:sz w:val="26"/>
+                <w:szCs w:val="26"/>
                 <w:lang w:val="en-US"/>
               </w:rPr>
               <w:t>Primary:</w:t>
             </w:r>
             <w:r>
               <w:rPr>
+                <w:sz w:val="26"/>
+                <w:szCs w:val="26"/>
                 <w:lang w:val="en-US"/>
               </w:rPr>
               <w:t> Nhà phân tích mô phỏng / Nhà quản lý vận hành Hub (Data Analyst / Hub Operator).</w:t>
             </w:r>
             <w:r>
               <w:rPr>
+                <w:sz w:val="26"/>
+                <w:szCs w:val="26"/>
                 <w:lang w:val="en-US"/>
               </w:rPr>
               <w:br/>
@@ -525,12 +837,16 @@
               <w:rPr>
                 <w:b/>
                 <w:bCs/>
+                <w:sz w:val="26"/>
+                <w:szCs w:val="26"/>
                 <w:lang w:val="en-US"/>
               </w:rPr>
               <w:t>Secondary:</w:t>
             </w:r>
             <w:r>
               <w:rPr>
+                <w:sz w:val="26"/>
+                <w:szCs w:val="26"/>
                 <w:lang w:val="en-US"/>
               </w:rPr>
               <w:t> Tuyến Metro số 1 (Ga ĐHQG-HCM), Bộ mô phỏng sự kiện Hub (HubEventSimulator), Bộ nhớ tạm in-memory (st.session_state["hubs"]).</w:t>
@@ -554,13 +870,17 @@
           <w:p>
             <w:pPr>
               <w:rPr>
-                <w:lang w:val="en-US"/>
-              </w:rPr>
-            </w:pPr>
-            <w:r>
-              <w:rPr>
-                <w:b/>
-                <w:bCs/>
+                <w:sz w:val="26"/>
+                <w:szCs w:val="26"/>
+                <w:lang w:val="en-US"/>
+              </w:rPr>
+            </w:pPr>
+            <w:r>
+              <w:rPr>
+                <w:b/>
+                <w:bCs/>
+                <w:sz w:val="26"/>
+                <w:szCs w:val="26"/>
                 <w:lang w:val="en-US"/>
               </w:rPr>
               <w:t>Description:</w:t>
@@ -583,14 +903,27 @@
           <w:p>
             <w:pPr>
               <w:rPr>
-                <w:lang w:val="en-US"/>
-              </w:rPr>
-            </w:pPr>
-            <w:r>
-              <w:rPr>
-                <w:lang w:val="en-US"/>
-              </w:rPr>
-              <w:t>Tác nhân thiết lập và kích hoạt kịch bản mô phỏng sinh viên và hành khách từ Ga Metro ĐHQG-HCM đổ dồn về Hub mục tiêu (mặc định: Hub KTX Khu B), hệ thống tính toán tức thời độ sụt giảm chỗ đỗ khả dụng, bổ sung phương tiện mới với dải pin ngẫu nhiên, giảm cổng sạc và kích hoạt cảnh báo quá tải nếu tỷ lệ lấp đầy vượt ngưỡng 85%. Tác nhân có thể kiểm tra kết quả so sánh trước/sau và xác nhận áp dụng dữ liệu mô phỏng vào toàn hệ thống.</w:t>
+                <w:sz w:val="26"/>
+                <w:szCs w:val="26"/>
+                <w:lang w:val="en-US"/>
+              </w:rPr>
+            </w:pPr>
+            <w:r>
+              <w:rPr>
+                <w:sz w:val="26"/>
+                <w:szCs w:val="26"/>
+                <w:lang w:val="en-US"/>
+              </w:rPr>
+              <w:t xml:space="preserve">Tác nhân thiết lập và kích hoạt kịch bản mô phỏng sinh viên và hành khách từ Ga Metro ĐHQG-HCM đổ dồn về Hub mục tiêu (mặc định: Hub KTX Khu B), hệ thống tính toán tức thời độ sụt giảm chỗ đỗ khả dụng, bổ sung phương tiện mới </w:t>
+            </w:r>
+            <w:r>
+              <w:rPr>
+                <w:sz w:val="26"/>
+                <w:szCs w:val="26"/>
+                <w:lang w:val="en-US"/>
+              </w:rPr>
+              <w:lastRenderedPageBreak/>
+              <w:t>với dải pin ngẫu nhiên, giảm cổng sạc và kích hoạt cảnh báo quá tải nếu tỷ lệ lấp đầy vượt ngưỡng 85%. Tác nhân có thể kiểm tra kết quả so sánh trước/sau và xác nhận áp dụng dữ liệu mô phỏng vào toàn hệ thống.</w:t>
             </w:r>
           </w:p>
         </w:tc>
@@ -611,15 +944,20 @@
           <w:p>
             <w:pPr>
               <w:rPr>
-                <w:lang w:val="en-US"/>
-              </w:rPr>
-            </w:pPr>
-            <w:r>
-              <w:rPr>
-                <w:b/>
-                <w:bCs/>
-                <w:lang w:val="en-US"/>
-              </w:rPr>
+                <w:sz w:val="26"/>
+                <w:szCs w:val="26"/>
+                <w:lang w:val="en-US"/>
+              </w:rPr>
+            </w:pPr>
+            <w:r>
+              <w:rPr>
+                <w:b/>
+                <w:bCs/>
+                <w:sz w:val="26"/>
+                <w:szCs w:val="26"/>
+                <w:lang w:val="en-US"/>
+              </w:rPr>
+              <w:lastRenderedPageBreak/>
               <w:t>Trigger:</w:t>
             </w:r>
           </w:p>
@@ -640,11 +978,15 @@
           <w:p>
             <w:pPr>
               <w:rPr>
-                <w:lang w:val="en-US"/>
-              </w:rPr>
-            </w:pPr>
-            <w:r>
-              <w:rPr>
+                <w:sz w:val="26"/>
+                <w:szCs w:val="26"/>
+                <w:lang w:val="en-US"/>
+              </w:rPr>
+            </w:pPr>
+            <w:r>
+              <w:rPr>
+                <w:sz w:val="26"/>
+                <w:szCs w:val="26"/>
                 <w:lang w:val="en-US"/>
               </w:rPr>
               <w:t>Nhà phân tích chọn Hub mục tiêu, điều chỉnh số lượng sinh viên đến đột biến và nhấn nút "Chạy mô phỏng Metro Surge" trên giao diện SS6.</w:t>
@@ -668,13 +1010,17 @@
           <w:p>
             <w:pPr>
               <w:rPr>
-                <w:lang w:val="en-US"/>
-              </w:rPr>
-            </w:pPr>
-            <w:r>
-              <w:rPr>
-                <w:b/>
-                <w:bCs/>
+                <w:sz w:val="26"/>
+                <w:szCs w:val="26"/>
+                <w:lang w:val="en-US"/>
+              </w:rPr>
+            </w:pPr>
+            <w:r>
+              <w:rPr>
+                <w:b/>
+                <w:bCs/>
+                <w:sz w:val="26"/>
+                <w:szCs w:val="26"/>
                 <w:lang w:val="en-US"/>
               </w:rPr>
               <w:t>Preconditions:</w:t>
@@ -697,17 +1043,23 @@
           <w:p>
             <w:pPr>
               <w:rPr>
-                <w:lang w:val="en-US"/>
-              </w:rPr>
-            </w:pPr>
-            <w:r>
-              <w:rPr>
+                <w:sz w:val="26"/>
+                <w:szCs w:val="26"/>
+                <w:lang w:val="en-US"/>
+              </w:rPr>
+            </w:pPr>
+            <w:r>
+              <w:rPr>
+                <w:sz w:val="26"/>
+                <w:szCs w:val="26"/>
                 <w:lang w:val="en-US"/>
               </w:rPr>
               <w:t>1. Tác nhân đã đăng nhập vào hệ thống với quyền hạn hợp lệ (Analyst hoặc Hub Operator).</w:t>
             </w:r>
             <w:r>
               <w:rPr>
+                <w:sz w:val="26"/>
+                <w:szCs w:val="26"/>
                 <w:lang w:val="en-US"/>
               </w:rPr>
               <w:br/>
@@ -715,6 +1067,8 @@
             </w:r>
             <w:r>
               <w:rPr>
+                <w:sz w:val="26"/>
+                <w:szCs w:val="26"/>
                 <w:lang w:val="en-US"/>
               </w:rPr>
               <w:br/>
@@ -739,13 +1093,17 @@
           <w:p>
             <w:pPr>
               <w:rPr>
-                <w:lang w:val="en-US"/>
-              </w:rPr>
-            </w:pPr>
-            <w:r>
-              <w:rPr>
-                <w:b/>
-                <w:bCs/>
+                <w:sz w:val="26"/>
+                <w:szCs w:val="26"/>
+                <w:lang w:val="en-US"/>
+              </w:rPr>
+            </w:pPr>
+            <w:r>
+              <w:rPr>
+                <w:b/>
+                <w:bCs/>
+                <w:sz w:val="26"/>
+                <w:szCs w:val="26"/>
                 <w:lang w:val="en-US"/>
               </w:rPr>
               <w:t>Postconditions:</w:t>
@@ -768,31 +1126,32 @@
           <w:p>
             <w:pPr>
               <w:rPr>
-                <w:lang w:val="en-US"/>
-              </w:rPr>
-            </w:pPr>
-            <w:r>
-              <w:rPr>
+                <w:sz w:val="26"/>
+                <w:szCs w:val="26"/>
+                <w:lang w:val="en-US"/>
+              </w:rPr>
+            </w:pPr>
+            <w:r>
+              <w:rPr>
+                <w:sz w:val="26"/>
+                <w:szCs w:val="26"/>
                 <w:lang w:val="en-US"/>
               </w:rPr>
               <w:t>1. Nhật ký sự kiện chi tiết (event_log) được ghi nhận và hiển thị trực quan (thời điểm bắt đầu, biến động chỗ đỗ, mã định danh xe mới tạo, cổng sạc bị chiếm dụng).</w:t>
             </w:r>
             <w:r>
               <w:rPr>
+                <w:sz w:val="26"/>
+                <w:szCs w:val="26"/>
                 <w:lang w:val="en-US"/>
               </w:rPr>
               <w:br/>
-              <w:t xml:space="preserve">2. Bảng so sánh trước / sau mô phỏng thể hiện trực tiếp sự chênh lệch </w:t>
-            </w:r>
-            <w:r>
-              <w:rPr>
-                <w:lang w:val="en-US"/>
-              </w:rPr>
-              <w:lastRenderedPageBreak/>
-              <w:t>(delta) về Chỗ trống, Cổng sạc trống và Tổng số xe tại Hub.</w:t>
-            </w:r>
-            <w:r>
-              <w:rPr>
+              <w:t>2. Bảng so sánh trước / sau mô phỏng thể hiện trực tiếp sự chênh lệch (delta) về Chỗ trống, Cổng sạc trống và Tổng số xe tại Hub.</w:t>
+            </w:r>
+            <w:r>
+              <w:rPr>
+                <w:sz w:val="26"/>
+                <w:szCs w:val="26"/>
                 <w:lang w:val="en-US"/>
               </w:rPr>
               <w:br/>
@@ -800,6 +1159,8 @@
             </w:r>
             <w:r>
               <w:rPr>
+                <w:sz w:val="26"/>
+                <w:szCs w:val="26"/>
                 <w:lang w:val="en-US"/>
               </w:rPr>
               <w:br/>
@@ -824,16 +1185,19 @@
           <w:p>
             <w:pPr>
               <w:rPr>
-                <w:lang w:val="en-US"/>
-              </w:rPr>
-            </w:pPr>
-            <w:r>
-              <w:rPr>
-                <w:b/>
-                <w:bCs/>
-                <w:lang w:val="en-US"/>
-              </w:rPr>
-              <w:lastRenderedPageBreak/>
+                <w:sz w:val="26"/>
+                <w:szCs w:val="26"/>
+                <w:lang w:val="en-US"/>
+              </w:rPr>
+            </w:pPr>
+            <w:r>
+              <w:rPr>
+                <w:b/>
+                <w:bCs/>
+                <w:sz w:val="26"/>
+                <w:szCs w:val="26"/>
+                <w:lang w:val="en-US"/>
+              </w:rPr>
               <w:t>Normal Flow:</w:t>
             </w:r>
           </w:p>
@@ -854,17 +1218,23 @@
           <w:p>
             <w:pPr>
               <w:rPr>
-                <w:lang w:val="en-US"/>
-              </w:rPr>
-            </w:pPr>
-            <w:r>
-              <w:rPr>
+                <w:sz w:val="26"/>
+                <w:szCs w:val="26"/>
+                <w:lang w:val="en-US"/>
+              </w:rPr>
+            </w:pPr>
+            <w:r>
+              <w:rPr>
+                <w:sz w:val="26"/>
+                <w:szCs w:val="26"/>
                 <w:lang w:val="en-US"/>
               </w:rPr>
               <w:t>1. Nhà phân tích truy cập phân hệ SS6 trên ứng dụng Smart E-Mobility Hub.</w:t>
             </w:r>
             <w:r>
               <w:rPr>
+                <w:sz w:val="26"/>
+                <w:szCs w:val="26"/>
                 <w:lang w:val="en-US"/>
               </w:rPr>
               <w:br/>
@@ -872,6 +1242,8 @@
             </w:r>
             <w:r>
               <w:rPr>
+                <w:sz w:val="26"/>
+                <w:szCs w:val="26"/>
                 <w:lang w:val="en-US"/>
               </w:rPr>
               <w:br/>
@@ -879,13 +1251,25 @@
             </w:r>
             <w:r>
               <w:rPr>
+                <w:sz w:val="26"/>
+                <w:szCs w:val="26"/>
                 <w:lang w:val="en-US"/>
               </w:rPr>
               <w:br/>
+            </w:r>
+            <w:r>
+              <w:rPr>
+                <w:sz w:val="26"/>
+                <w:szCs w:val="26"/>
+                <w:lang w:val="en-US"/>
+              </w:rPr>
+              <w:lastRenderedPageBreak/>
               <w:t>4. Nhà phân tích nhập số lượng sinh viên đến đột biến từ tàu Metro (ví dụ: 20 sinh viên, cho phép từ 5 đến 100).</w:t>
             </w:r>
             <w:r>
               <w:rPr>
+                <w:sz w:val="26"/>
+                <w:szCs w:val="26"/>
                 <w:lang w:val="en-US"/>
               </w:rPr>
               <w:br/>
@@ -893,6 +1277,8 @@
             </w:r>
             <w:r>
               <w:rPr>
+                <w:sz w:val="26"/>
+                <w:szCs w:val="26"/>
                 <w:lang w:val="en-US"/>
               </w:rPr>
               <w:br/>
@@ -900,6 +1286,8 @@
             </w:r>
             <w:r>
               <w:rPr>
+                <w:sz w:val="26"/>
+                <w:szCs w:val="26"/>
                 <w:lang w:val="en-US"/>
               </w:rPr>
               <w:br/>
@@ -907,6 +1295,8 @@
             </w:r>
             <w:r>
               <w:rPr>
+                <w:sz w:val="26"/>
+                <w:szCs w:val="26"/>
                 <w:lang w:val="en-US"/>
               </w:rPr>
               <w:br/>
@@ -914,6 +1304,8 @@
             </w:r>
             <w:r>
               <w:rPr>
+                <w:sz w:val="26"/>
+                <w:szCs w:val="26"/>
                 <w:lang w:val="en-US"/>
               </w:rPr>
               <w:br/>
@@ -921,6 +1313,8 @@
             </w:r>
             <w:r>
               <w:rPr>
+                <w:sz w:val="26"/>
+                <w:szCs w:val="26"/>
                 <w:lang w:val="en-US"/>
               </w:rPr>
               <w:br/>
@@ -928,6 +1322,8 @@
             </w:r>
             <w:r>
               <w:rPr>
+                <w:sz w:val="26"/>
+                <w:szCs w:val="26"/>
                 <w:lang w:val="en-US"/>
               </w:rPr>
               <w:br/>
@@ -935,6 +1331,8 @@
             </w:r>
             <w:r>
               <w:rPr>
+                <w:sz w:val="26"/>
+                <w:szCs w:val="26"/>
                 <w:lang w:val="en-US"/>
               </w:rPr>
               <w:br/>
@@ -959,15 +1357,20 @@
           <w:p>
             <w:pPr>
               <w:rPr>
-                <w:lang w:val="en-US"/>
-              </w:rPr>
-            </w:pPr>
-            <w:r>
-              <w:rPr>
-                <w:b/>
-                <w:bCs/>
-                <w:lang w:val="en-US"/>
-              </w:rPr>
+                <w:sz w:val="26"/>
+                <w:szCs w:val="26"/>
+                <w:lang w:val="en-US"/>
+              </w:rPr>
+            </w:pPr>
+            <w:r>
+              <w:rPr>
+                <w:b/>
+                <w:bCs/>
+                <w:sz w:val="26"/>
+                <w:szCs w:val="26"/>
+                <w:lang w:val="en-US"/>
+              </w:rPr>
+              <w:lastRenderedPageBreak/>
               <w:t>Alternative Flows:</w:t>
             </w:r>
           </w:p>
@@ -987,26 +1390,35 @@
           </w:tcPr>
           <w:p>
             <w:pPr>
-              <w:rPr>
-                <w:lang w:val="en-US"/>
-              </w:rPr>
-            </w:pPr>
-            <w:r>
-              <w:rPr>
-                <w:b/>
-                <w:bCs/>
+              <w:spacing w:after="0"/>
+              <w:rPr>
+                <w:sz w:val="26"/>
+                <w:szCs w:val="26"/>
+                <w:lang w:val="en-US"/>
+              </w:rPr>
+            </w:pPr>
+            <w:r>
+              <w:rPr>
+                <w:b/>
+                <w:bCs/>
+                <w:sz w:val="26"/>
+                <w:szCs w:val="26"/>
                 <w:lang w:val="en-US"/>
               </w:rPr>
               <w:t>Alternative 1 (Chọn Hub mục tiêu khác trong mạng lưới):</w:t>
             </w:r>
             <w:r>
               <w:rPr>
+                <w:sz w:val="26"/>
+                <w:szCs w:val="26"/>
                 <w:lang w:val="en-US"/>
               </w:rPr>
               <w:t> Tại bước 3, nhà phân tích có thể lựa chọn bất kỳ Hub nào khác trong hệ thống (Hub KTX Khu A, Hub Bách Khoa,...) để đánh giá tác động lan truyền phụ tải.</w:t>
             </w:r>
             <w:r>
               <w:rPr>
+                <w:sz w:val="26"/>
+                <w:szCs w:val="26"/>
                 <w:lang w:val="en-US"/>
               </w:rPr>
               <w:br/>
@@ -1015,22 +1427,75 @@
               <w:rPr>
                 <w:b/>
                 <w:bCs/>
+                <w:sz w:val="26"/>
+                <w:szCs w:val="26"/>
                 <w:lang w:val="en-US"/>
               </w:rPr>
               <w:t>Alternative 2 (Chỉ chạy thử nghiệm quan sát không áp dụng vào hệ thống):</w:t>
             </w:r>
             <w:r>
               <w:rPr>
-                <w:lang w:val="en-US"/>
-              </w:rPr>
-              <w:t xml:space="preserve"> Tại bước 11, nhà phân tích chỉ quan sát mức biến thiên và nhật ký cảnh báo để phục vụ nghiên cứu mà không nhấn "Áp dụng kết quả". Dữ </w:t>
-            </w:r>
-            <w:r>
-              <w:rPr>
+                <w:sz w:val="26"/>
+                <w:szCs w:val="26"/>
+                <w:lang w:val="en-US"/>
+              </w:rPr>
+              <w:t xml:space="preserve"> Tại bước 11, nhà phân tích chỉ quan sát mức biến thiên và nhật ký cảnh báo để phục vụ nghiên cứu mà không nhấn "Áp dụng kết quả". Dữ liệu vận hành </w:t>
+            </w:r>
+            <w:r>
+              <w:rPr>
+                <w:sz w:val="26"/>
+                <w:szCs w:val="26"/>
                 <w:lang w:val="en-US"/>
               </w:rPr>
               <w:lastRenderedPageBreak/>
-              <w:t>liệu vận hành thực tế trong st.session_state["hubs"] được giữ nguyên không thay đổi.</w:t>
+              <w:t>thực tế trong st.session_state["hubs"] được giữ nguyên không thay đổi.</w:t>
+            </w:r>
+          </w:p>
+          <w:p>
+            <w:pPr>
+              <w:rPr>
+                <w:sz w:val="26"/>
+                <w:szCs w:val="26"/>
+              </w:rPr>
+            </w:pPr>
+            <w:r>
+              <w:rPr>
+                <w:b/>
+                <w:bCs/>
+                <w:sz w:val="26"/>
+                <w:szCs w:val="26"/>
+              </w:rPr>
+              <w:t>Alternative 3 (Hub mục tiêu không còn chỗ trống):</w:t>
+            </w:r>
+            <w:r>
+              <w:rPr>
+                <w:sz w:val="26"/>
+                <w:szCs w:val="26"/>
+              </w:rPr>
+              <w:t> Tại bước 7, nếu Hub mục tiêu đã hết sạch chỗ đỗ (available_slots == 0), hệ thống ghi nhận không thể tiếp nhận thêm xe mới vào bãi, phát thông báo cảnh báo nghẽn trạm và đề xuất điều phối phương tiện sang Hub lân cận.</w:t>
+            </w:r>
+            <w:r>
+              <w:rPr>
+                <w:sz w:val="26"/>
+                <w:szCs w:val="26"/>
+              </w:rPr>
+              <w:br/>
+            </w:r>
+            <w:r>
+              <w:rPr>
+                <w:b/>
+                <w:bCs/>
+                <w:sz w:val="26"/>
+                <w:szCs w:val="26"/>
+              </w:rPr>
+              <w:t>Alternative 4 (Hết sạch cổng sạc khả dụng tại Hub):</w:t>
+            </w:r>
+            <w:r>
+              <w:rPr>
+                <w:sz w:val="26"/>
+                <w:szCs w:val="26"/>
+              </w:rPr>
+              <w:t> Tại bước 7, nếu số cổng sạc khả dụng giảm về 0, hệ thống tự động xuất cảnh báo đỏ: "Hub KHÔNG CÒN cổng sạc khả dụng!" và kích hoạt khuyến nghị phối hợp cùng phân hệ SS4/SS5 để giải phóng trụ sạc.</w:t>
             </w:r>
           </w:p>
         </w:tc>
@@ -1051,13 +1516,17 @@
           <w:p>
             <w:pPr>
               <w:rPr>
-                <w:lang w:val="en-US"/>
-              </w:rPr>
-            </w:pPr>
-            <w:r>
-              <w:rPr>
-                <w:b/>
-                <w:bCs/>
+                <w:sz w:val="26"/>
+                <w:szCs w:val="26"/>
+                <w:lang w:val="en-US"/>
+              </w:rPr>
+            </w:pPr>
+            <w:r>
+              <w:rPr>
+                <w:b/>
+                <w:bCs/>
+                <w:sz w:val="26"/>
+                <w:szCs w:val="26"/>
                 <w:lang w:val="en-US"/>
               </w:rPr>
               <w:lastRenderedPageBreak/>
@@ -1081,42 +1550,25 @@
           <w:p>
             <w:pPr>
               <w:rPr>
-                <w:lang w:val="en-US"/>
-              </w:rPr>
-            </w:pPr>
-            <w:r>
-              <w:rPr>
-                <w:b/>
-                <w:bCs/>
-                <w:lang w:val="en-US"/>
-              </w:rPr>
-              <w:t>Exception 1 (Hub mục tiêu không còn chỗ trống):</w:t>
-            </w:r>
-            <w:r>
-              <w:rPr>
-                <w:lang w:val="en-US"/>
-              </w:rPr>
-              <w:t> Tại bước 7, nếu Hub mục tiêu đã hết sạch chỗ đỗ (available_slots == 0), hệ thống ghi nhận không thể tiếp nhận thêm xe mới vào bãi, phát thông báo cảnh báo nghẽn trạm và đề xuất điều phối phương tiện sang Hub lân cận.</w:t>
-            </w:r>
-            <w:r>
-              <w:rPr>
-                <w:lang w:val="en-US"/>
-              </w:rPr>
-              <w:br/>
-            </w:r>
-            <w:r>
-              <w:rPr>
-                <w:b/>
-                <w:bCs/>
-                <w:lang w:val="en-US"/>
-              </w:rPr>
-              <w:t>Exception 2 (Hết sạch cổng sạc khả dụng tại Hub):</w:t>
-            </w:r>
-            <w:r>
-              <w:rPr>
-                <w:lang w:val="en-US"/>
-              </w:rPr>
-              <w:t> Tại bước 7, nếu số cổng sạc khả dụng giảm về 0, hệ thống tự động xuất cảnh báo đỏ: "Hub KHÔNG CÒN cổng sạc khả dụng!" và kích hoạt khuyến nghị phối hợp cùng phân hệ SS4/SS5 để giải phóng trụ sạc.</w:t>
+                <w:sz w:val="26"/>
+                <w:szCs w:val="26"/>
+              </w:rPr>
+            </w:pPr>
+            <w:r>
+              <w:rPr>
+                <w:b/>
+                <w:bCs/>
+                <w:sz w:val="26"/>
+                <w:szCs w:val="26"/>
+              </w:rPr>
+              <w:t>Exception 1 (Sự cố hệ thống / Mất kết nối):</w:t>
+            </w:r>
+            <w:r>
+              <w:rPr>
+                <w:sz w:val="26"/>
+                <w:szCs w:val="26"/>
+              </w:rPr>
+              <w:t> Nếu hệ thống bị sập nguồn, mất kết nối CSDL hoặc lỗi server, hệ thống sẽ tự động đóng băng các giao dịch đang xử lý, lưu cache cục bộ và hiển thị thông báo lỗi "Hệ thống đang bảo trì hoặc gián đoạn. Vui lòng thử lại sau." để đảm bảo không mất dữ liệu của người dùng.</w:t>
             </w:r>
           </w:p>
         </w:tc>
@@ -1137,13 +1589,17 @@
           <w:p>
             <w:pPr>
               <w:rPr>
-                <w:lang w:val="en-US"/>
-              </w:rPr>
-            </w:pPr>
-            <w:r>
-              <w:rPr>
-                <w:b/>
-                <w:bCs/>
+                <w:sz w:val="26"/>
+                <w:szCs w:val="26"/>
+                <w:lang w:val="en-US"/>
+              </w:rPr>
+            </w:pPr>
+            <w:r>
+              <w:rPr>
+                <w:b/>
+                <w:bCs/>
+                <w:sz w:val="26"/>
+                <w:szCs w:val="26"/>
                 <w:lang w:val="en-US"/>
               </w:rPr>
               <w:t>Notes and Issues:</w:t>
@@ -1166,11 +1622,15 @@
           <w:p>
             <w:pPr>
               <w:rPr>
-                <w:lang w:val="en-US"/>
-              </w:rPr>
-            </w:pPr>
-            <w:r>
-              <w:rPr>
+                <w:sz w:val="26"/>
+                <w:szCs w:val="26"/>
+                <w:lang w:val="en-US"/>
+              </w:rPr>
+            </w:pPr>
+            <w:r>
+              <w:rPr>
+                <w:sz w:val="26"/>
+                <w:szCs w:val="26"/>
                 <w:lang w:val="en-US"/>
               </w:rPr>
               <w:t>Hệ thống áp dụng cơ chế deep copy độc lập để bảo toàn dữ liệu gốc trước khi người dùng xác nhận lưu; Thời gian tính toán mô phỏng &lt; 0.5s; Dữ liệu sau khi áp dụng được liên kết tức thì với phân hệ Giám sát vận hành (SS3) và Điều chuyển phương tiện (SS4).</w:t>
@@ -1182,15 +1642,19 @@
     <w:p>
       <w:pPr>
         <w:rPr>
+          <w:sz w:val="26"/>
+          <w:szCs w:val="26"/>
           <w:lang w:val="en-US"/>
         </w:rPr>
       </w:pPr>
       <w:r>
         <w:rPr>
+          <w:sz w:val="26"/>
+          <w:szCs w:val="26"/>
           <w:lang w:val="en-US"/>
         </w:rPr>
         <w:pict w14:anchorId="2213F504">
-          <v:rect id="_x0000_i1097" style="width:0;height:.75pt" o:hralign="center" o:hrstd="t" o:hr="t" fillcolor="#a0a0a0" stroked="f"/>
+          <v:rect id="_x0000_i1025" style="width:0;height:.75pt" o:hralign="center" o:hrstd="t" o:hr="t" fillcolor="#a0a0a0" stroked="f"/>
         </w:pict>
       </w:r>
     </w:p>
@@ -1199,6 +1663,8 @@
         <w:rPr>
           <w:b/>
           <w:bCs/>
+          <w:sz w:val="32"/>
+          <w:szCs w:val="32"/>
           <w:lang w:val="en-US"/>
         </w:rPr>
       </w:pPr>
@@ -1207,6 +1673,8 @@
           <w:rFonts w:ascii="Segoe UI Emoji" w:hAnsi="Segoe UI Emoji" w:cs="Segoe UI Emoji"/>
           <w:b/>
           <w:bCs/>
+          <w:sz w:val="32"/>
+          <w:szCs w:val="32"/>
           <w:lang w:val="en-US"/>
         </w:rPr>
         <w:t>🔹</w:t>
@@ -1215,6 +1683,8 @@
         <w:rPr>
           <w:b/>
           <w:bCs/>
+          <w:sz w:val="32"/>
+          <w:szCs w:val="32"/>
           <w:lang w:val="en-US"/>
         </w:rPr>
         <w:t xml:space="preserve"> USE-CASE 2: Dự báo nhu cầu &amp; Phân tích ảnh hưởng hàng đợi</w:t>
@@ -1232,10 +1702,10 @@
         <w:tblLook w:val="04A0" w:firstRow="1" w:lastRow="0" w:firstColumn="1" w:lastColumn="0" w:noHBand="0" w:noVBand="1"/>
       </w:tblPr>
       <w:tblGrid>
-        <w:gridCol w:w="2091"/>
-        <w:gridCol w:w="3585"/>
-        <w:gridCol w:w="1828"/>
-        <w:gridCol w:w="1846"/>
+        <w:gridCol w:w="2106"/>
+        <w:gridCol w:w="3501"/>
+        <w:gridCol w:w="1823"/>
+        <w:gridCol w:w="1920"/>
       </w:tblGrid>
       <w:tr>
         <w:trPr>
@@ -1264,13 +1734,17 @@
               <w:rPr>
                 <w:b/>
                 <w:bCs/>
-                <w:lang w:val="en-US"/>
-              </w:rPr>
-            </w:pPr>
-            <w:r>
-              <w:rPr>
-                <w:b/>
-                <w:bCs/>
+                <w:sz w:val="26"/>
+                <w:szCs w:val="26"/>
+                <w:lang w:val="en-US"/>
+              </w:rPr>
+            </w:pPr>
+            <w:r>
+              <w:rPr>
+                <w:b/>
+                <w:bCs/>
+                <w:sz w:val="26"/>
+                <w:szCs w:val="26"/>
                 <w:lang w:val="en-US"/>
               </w:rPr>
               <w:t>Field Name</w:t>
@@ -1301,13 +1775,17 @@
               <w:rPr>
                 <w:b/>
                 <w:bCs/>
-                <w:lang w:val="en-US"/>
-              </w:rPr>
-            </w:pPr>
-            <w:r>
-              <w:rPr>
-                <w:b/>
-                <w:bCs/>
+                <w:sz w:val="26"/>
+                <w:szCs w:val="26"/>
+                <w:lang w:val="en-US"/>
+              </w:rPr>
+            </w:pPr>
+            <w:r>
+              <w:rPr>
+                <w:b/>
+                <w:bCs/>
+                <w:sz w:val="26"/>
+                <w:szCs w:val="26"/>
                 <w:lang w:val="en-US"/>
               </w:rPr>
               <w:t>Detail Content</w:t>
@@ -1337,13 +1815,17 @@
           <w:p>
             <w:pPr>
               <w:rPr>
-                <w:lang w:val="en-US"/>
-              </w:rPr>
-            </w:pPr>
-            <w:r>
-              <w:rPr>
-                <w:b/>
-                <w:bCs/>
+                <w:sz w:val="26"/>
+                <w:szCs w:val="26"/>
+                <w:lang w:val="en-US"/>
+              </w:rPr>
+            </w:pPr>
+            <w:r>
+              <w:rPr>
+                <w:b/>
+                <w:bCs/>
+                <w:sz w:val="26"/>
+                <w:szCs w:val="26"/>
                 <w:lang w:val="en-US"/>
               </w:rPr>
               <w:t>Use Case ID:</w:t>
@@ -1372,11 +1854,15 @@
           <w:p>
             <w:pPr>
               <w:rPr>
-                <w:lang w:val="en-US"/>
-              </w:rPr>
-            </w:pPr>
-            <w:r>
-              <w:rPr>
+                <w:sz w:val="26"/>
+                <w:szCs w:val="26"/>
+                <w:lang w:val="en-US"/>
+              </w:rPr>
+            </w:pPr>
+            <w:r>
+              <w:rPr>
+                <w:sz w:val="26"/>
+                <w:szCs w:val="26"/>
                 <w:lang w:val="en-US"/>
               </w:rPr>
               <w:t>UC_SS6_02</w:t>
@@ -1406,15 +1892,20 @@
           <w:p>
             <w:pPr>
               <w:rPr>
-                <w:lang w:val="en-US"/>
-              </w:rPr>
-            </w:pPr>
-            <w:r>
-              <w:rPr>
-                <w:b/>
-                <w:bCs/>
-                <w:lang w:val="en-US"/>
-              </w:rPr>
+                <w:sz w:val="26"/>
+                <w:szCs w:val="26"/>
+                <w:lang w:val="en-US"/>
+              </w:rPr>
+            </w:pPr>
+            <w:r>
+              <w:rPr>
+                <w:b/>
+                <w:bCs/>
+                <w:sz w:val="26"/>
+                <w:szCs w:val="26"/>
+                <w:lang w:val="en-US"/>
+              </w:rPr>
+              <w:lastRenderedPageBreak/>
               <w:t>Use Case Name:</w:t>
             </w:r>
           </w:p>
@@ -1441,11 +1932,15 @@
           <w:p>
             <w:pPr>
               <w:rPr>
-                <w:lang w:val="en-US"/>
-              </w:rPr>
-            </w:pPr>
-            <w:r>
-              <w:rPr>
+                <w:sz w:val="26"/>
+                <w:szCs w:val="26"/>
+                <w:lang w:val="en-US"/>
+              </w:rPr>
+            </w:pPr>
+            <w:r>
+              <w:rPr>
+                <w:sz w:val="26"/>
+                <w:szCs w:val="26"/>
                 <w:lang w:val="en-US"/>
               </w:rPr>
               <w:t>UC_Phan_Tich_Anh_Huong_Nhu_Cau (Dự báo nhu cầu theo giờ &amp; Phân tích hàng đợi, thời gian chờ)</w:t>
@@ -1475,13 +1970,17 @@
           <w:p>
             <w:pPr>
               <w:rPr>
-                <w:lang w:val="en-US"/>
-              </w:rPr>
-            </w:pPr>
-            <w:r>
-              <w:rPr>
-                <w:b/>
-                <w:bCs/>
+                <w:sz w:val="26"/>
+                <w:szCs w:val="26"/>
+                <w:lang w:val="en-US"/>
+              </w:rPr>
+            </w:pPr>
+            <w:r>
+              <w:rPr>
+                <w:b/>
+                <w:bCs/>
+                <w:sz w:val="26"/>
+                <w:szCs w:val="26"/>
                 <w:lang w:val="en-US"/>
               </w:rPr>
               <w:t>Created By:</w:t>
@@ -1509,11 +2008,15 @@
           <w:p>
             <w:pPr>
               <w:rPr>
-                <w:lang w:val="en-US"/>
-              </w:rPr>
-            </w:pPr>
-            <w:r>
-              <w:rPr>
+                <w:sz w:val="26"/>
+                <w:szCs w:val="26"/>
+                <w:lang w:val="en-US"/>
+              </w:rPr>
+            </w:pPr>
+            <w:r>
+              <w:rPr>
+                <w:sz w:val="26"/>
+                <w:szCs w:val="26"/>
                 <w:lang w:val="en-US"/>
               </w:rPr>
               <w:t>Hoàng Văn Tấn (TV6/Developer, Simulation Specialist)</w:t>
@@ -1541,13 +2044,17 @@
           <w:p>
             <w:pPr>
               <w:rPr>
-                <w:lang w:val="en-US"/>
-              </w:rPr>
-            </w:pPr>
-            <w:r>
-              <w:rPr>
-                <w:b/>
-                <w:bCs/>
+                <w:sz w:val="26"/>
+                <w:szCs w:val="26"/>
+                <w:lang w:val="en-US"/>
+              </w:rPr>
+            </w:pPr>
+            <w:r>
+              <w:rPr>
+                <w:b/>
+                <w:bCs/>
+                <w:sz w:val="26"/>
+                <w:szCs w:val="26"/>
                 <w:lang w:val="en-US"/>
               </w:rPr>
               <w:t>Last Updated By:</w:t>
@@ -1575,11 +2082,15 @@
           <w:p>
             <w:pPr>
               <w:rPr>
-                <w:lang w:val="en-US"/>
-              </w:rPr>
-            </w:pPr>
-            <w:r>
-              <w:rPr>
+                <w:sz w:val="26"/>
+                <w:szCs w:val="26"/>
+                <w:lang w:val="en-US"/>
+              </w:rPr>
+            </w:pPr>
+            <w:r>
+              <w:rPr>
+                <w:sz w:val="26"/>
+                <w:szCs w:val="26"/>
                 <w:lang w:val="en-US"/>
               </w:rPr>
               <w:t>Hoàng Văn Tấn</w:t>
@@ -1609,13 +2120,17 @@
           <w:p>
             <w:pPr>
               <w:rPr>
-                <w:lang w:val="en-US"/>
-              </w:rPr>
-            </w:pPr>
-            <w:r>
-              <w:rPr>
-                <w:b/>
-                <w:bCs/>
+                <w:sz w:val="26"/>
+                <w:szCs w:val="26"/>
+                <w:lang w:val="en-US"/>
+              </w:rPr>
+            </w:pPr>
+            <w:r>
+              <w:rPr>
+                <w:b/>
+                <w:bCs/>
+                <w:sz w:val="26"/>
+                <w:szCs w:val="26"/>
                 <w:lang w:val="en-US"/>
               </w:rPr>
               <w:t>Date Created:</w:t>
@@ -1643,11 +2158,15 @@
           <w:p>
             <w:pPr>
               <w:rPr>
-                <w:lang w:val="en-US"/>
-              </w:rPr>
-            </w:pPr>
-            <w:r>
-              <w:rPr>
+                <w:sz w:val="26"/>
+                <w:szCs w:val="26"/>
+                <w:lang w:val="en-US"/>
+              </w:rPr>
+            </w:pPr>
+            <w:r>
+              <w:rPr>
+                <w:sz w:val="26"/>
+                <w:szCs w:val="26"/>
                 <w:lang w:val="en-US"/>
               </w:rPr>
               <w:t>14/09/2026</w:t>
@@ -1675,13 +2194,17 @@
           <w:p>
             <w:pPr>
               <w:rPr>
-                <w:lang w:val="en-US"/>
-              </w:rPr>
-            </w:pPr>
-            <w:r>
-              <w:rPr>
-                <w:b/>
-                <w:bCs/>
+                <w:sz w:val="26"/>
+                <w:szCs w:val="26"/>
+                <w:lang w:val="en-US"/>
+              </w:rPr>
+            </w:pPr>
+            <w:r>
+              <w:rPr>
+                <w:b/>
+                <w:bCs/>
+                <w:sz w:val="26"/>
+                <w:szCs w:val="26"/>
                 <w:lang w:val="en-US"/>
               </w:rPr>
               <w:t>Date Last Updated:</w:t>
@@ -1709,11 +2232,15 @@
           <w:p>
             <w:pPr>
               <w:rPr>
-                <w:lang w:val="en-US"/>
-              </w:rPr>
-            </w:pPr>
-            <w:r>
-              <w:rPr>
+                <w:sz w:val="26"/>
+                <w:szCs w:val="26"/>
+                <w:lang w:val="en-US"/>
+              </w:rPr>
+            </w:pPr>
+            <w:r>
+              <w:rPr>
+                <w:sz w:val="26"/>
+                <w:szCs w:val="26"/>
                 <w:lang w:val="en-US"/>
               </w:rPr>
               <w:t>17/09/2026</w:t>
@@ -1743,13 +2270,17 @@
           <w:p>
             <w:pPr>
               <w:rPr>
-                <w:lang w:val="en-US"/>
-              </w:rPr>
-            </w:pPr>
-            <w:r>
-              <w:rPr>
-                <w:b/>
-                <w:bCs/>
+                <w:sz w:val="26"/>
+                <w:szCs w:val="26"/>
+                <w:lang w:val="en-US"/>
+              </w:rPr>
+            </w:pPr>
+            <w:r>
+              <w:rPr>
+                <w:b/>
+                <w:bCs/>
+                <w:sz w:val="26"/>
+                <w:szCs w:val="26"/>
                 <w:lang w:val="en-US"/>
               </w:rPr>
               <w:t>Actors:</w:t>
@@ -1778,25 +2309,33 @@
           <w:p>
             <w:pPr>
               <w:rPr>
-                <w:lang w:val="en-US"/>
-              </w:rPr>
-            </w:pPr>
-            <w:r>
-              <w:rPr>
-                <w:b/>
-                <w:bCs/>
+                <w:sz w:val="26"/>
+                <w:szCs w:val="26"/>
+                <w:lang w:val="en-US"/>
+              </w:rPr>
+            </w:pPr>
+            <w:r>
+              <w:rPr>
+                <w:b/>
+                <w:bCs/>
+                <w:sz w:val="26"/>
+                <w:szCs w:val="26"/>
                 <w:lang w:val="en-US"/>
               </w:rPr>
               <w:t>Primary:</w:t>
             </w:r>
             <w:r>
               <w:rPr>
+                <w:sz w:val="26"/>
+                <w:szCs w:val="26"/>
                 <w:lang w:val="en-US"/>
               </w:rPr>
               <w:t> Nhà phân tích dữ liệu / Nhà quản lý hoạch định mạng lưới (Data Analyst / Strategic Planner).</w:t>
             </w:r>
             <w:r>
               <w:rPr>
+                <w:sz w:val="26"/>
+                <w:szCs w:val="26"/>
                 <w:lang w:val="en-US"/>
               </w:rPr>
               <w:br/>
@@ -1805,12 +2344,16 @@
               <w:rPr>
                 <w:b/>
                 <w:bCs/>
+                <w:sz w:val="26"/>
+                <w:szCs w:val="26"/>
                 <w:lang w:val="en-US"/>
               </w:rPr>
               <w:t>Secondary:</w:t>
             </w:r>
             <w:r>
               <w:rPr>
+                <w:sz w:val="26"/>
+                <w:szCs w:val="26"/>
                 <w:lang w:val="en-US"/>
               </w:rPr>
               <w:t> Bộ sinh dự báo nhu cầu (HubEventSimulator.generate_demand_forecast), Thư viện trực quan hóa tương tác Plotly.</w:t>
@@ -1840,16 +2383,19 @@
           <w:p>
             <w:pPr>
               <w:rPr>
-                <w:lang w:val="en-US"/>
-              </w:rPr>
-            </w:pPr>
-            <w:r>
-              <w:rPr>
-                <w:b/>
-                <w:bCs/>
-                <w:lang w:val="en-US"/>
-              </w:rPr>
-              <w:lastRenderedPageBreak/>
+                <w:sz w:val="26"/>
+                <w:szCs w:val="26"/>
+                <w:lang w:val="en-US"/>
+              </w:rPr>
+            </w:pPr>
+            <w:r>
+              <w:rPr>
+                <w:b/>
+                <w:bCs/>
+                <w:sz w:val="26"/>
+                <w:szCs w:val="26"/>
+                <w:lang w:val="en-US"/>
+              </w:rPr>
               <w:t>Description:</w:t>
             </w:r>
           </w:p>
@@ -1876,11 +2422,15 @@
           <w:p>
             <w:pPr>
               <w:rPr>
-                <w:lang w:val="en-US"/>
-              </w:rPr>
-            </w:pPr>
-            <w:r>
-              <w:rPr>
+                <w:sz w:val="26"/>
+                <w:szCs w:val="26"/>
+                <w:lang w:val="en-US"/>
+              </w:rPr>
+            </w:pPr>
+            <w:r>
+              <w:rPr>
+                <w:sz w:val="26"/>
+                <w:szCs w:val="26"/>
                 <w:lang w:val="en-US"/>
               </w:rPr>
               <w:t>Tác nhân điều chỉnh linh hoạt các tham số What-if (Tỉ lệ đến cơ bản, Hệ số tăng đột biến, Số giờ mô phỏng) thông qua thanh trượt (slider). Hệ thống tự động tính toán mô hình hàng đợi theo từng khung giờ trong ngày (xét đến các khung cao điểm sáng 7–9h và chiều 17–18h), vẽ biểu đồ kép thể hiện lượng sinh viên đến cùng hàng đợi tích luỹ, biểu đồ diện tích thời gian chờ ước tính, đồng thời tổng hợp các chỉ số cực trị (giờ cao điểm, hàng đợi max, thời gian chờ max) phục vụ lập kế hoạch bổ sung phương tiện và mở rộng quy mô Hub.</w:t>
@@ -1910,13 +2460,17 @@
           <w:p>
             <w:pPr>
               <w:rPr>
-                <w:lang w:val="en-US"/>
-              </w:rPr>
-            </w:pPr>
-            <w:r>
-              <w:rPr>
-                <w:b/>
-                <w:bCs/>
+                <w:sz w:val="26"/>
+                <w:szCs w:val="26"/>
+                <w:lang w:val="en-US"/>
+              </w:rPr>
+            </w:pPr>
+            <w:r>
+              <w:rPr>
+                <w:b/>
+                <w:bCs/>
+                <w:sz w:val="26"/>
+                <w:szCs w:val="26"/>
                 <w:lang w:val="en-US"/>
               </w:rPr>
               <w:t>Trigger:</w:t>
@@ -1945,11 +2499,15 @@
           <w:p>
             <w:pPr>
               <w:rPr>
-                <w:lang w:val="en-US"/>
-              </w:rPr>
-            </w:pPr>
-            <w:r>
-              <w:rPr>
+                <w:sz w:val="26"/>
+                <w:szCs w:val="26"/>
+                <w:lang w:val="en-US"/>
+              </w:rPr>
+            </w:pPr>
+            <w:r>
+              <w:rPr>
+                <w:sz w:val="26"/>
+                <w:szCs w:val="26"/>
                 <w:lang w:val="en-US"/>
               </w:rPr>
               <w:t>Nhà phân tích di chuyển hoặc thay đổi giá trị bất kỳ trên các thanh trượt tham số What-if tại phần "Dự đoán nhu cầu theo giờ".</w:t>
@@ -1979,13 +2537,17 @@
           <w:p>
             <w:pPr>
               <w:rPr>
-                <w:lang w:val="en-US"/>
-              </w:rPr>
-            </w:pPr>
-            <w:r>
-              <w:rPr>
-                <w:b/>
-                <w:bCs/>
+                <w:sz w:val="26"/>
+                <w:szCs w:val="26"/>
+                <w:lang w:val="en-US"/>
+              </w:rPr>
+            </w:pPr>
+            <w:r>
+              <w:rPr>
+                <w:b/>
+                <w:bCs/>
+                <w:sz w:val="26"/>
+                <w:szCs w:val="26"/>
                 <w:lang w:val="en-US"/>
               </w:rPr>
               <w:t>Preconditions:</w:t>
@@ -2014,17 +2576,23 @@
           <w:p>
             <w:pPr>
               <w:rPr>
-                <w:lang w:val="en-US"/>
-              </w:rPr>
-            </w:pPr>
-            <w:r>
-              <w:rPr>
+                <w:sz w:val="26"/>
+                <w:szCs w:val="26"/>
+                <w:lang w:val="en-US"/>
+              </w:rPr>
+            </w:pPr>
+            <w:r>
+              <w:rPr>
+                <w:sz w:val="26"/>
+                <w:szCs w:val="26"/>
                 <w:lang w:val="en-US"/>
               </w:rPr>
               <w:t>1. Tác nhân đã đăng nhập vào hệ thống và mở giao diện phân hệ SS6.</w:t>
             </w:r>
             <w:r>
               <w:rPr>
+                <w:sz w:val="26"/>
+                <w:szCs w:val="26"/>
                 <w:lang w:val="en-US"/>
               </w:rPr>
               <w:br/>
@@ -2055,15 +2623,20 @@
           <w:p>
             <w:pPr>
               <w:rPr>
-                <w:lang w:val="en-US"/>
-              </w:rPr>
-            </w:pPr>
-            <w:r>
-              <w:rPr>
-                <w:b/>
-                <w:bCs/>
-                <w:lang w:val="en-US"/>
-              </w:rPr>
+                <w:sz w:val="26"/>
+                <w:szCs w:val="26"/>
+                <w:lang w:val="en-US"/>
+              </w:rPr>
+            </w:pPr>
+            <w:r>
+              <w:rPr>
+                <w:b/>
+                <w:bCs/>
+                <w:sz w:val="26"/>
+                <w:szCs w:val="26"/>
+                <w:lang w:val="en-US"/>
+              </w:rPr>
+              <w:lastRenderedPageBreak/>
               <w:t>Postconditions:</w:t>
             </w:r>
           </w:p>
@@ -2090,17 +2663,23 @@
           <w:p>
             <w:pPr>
               <w:rPr>
-                <w:lang w:val="en-US"/>
-              </w:rPr>
-            </w:pPr>
-            <w:r>
-              <w:rPr>
+                <w:sz w:val="26"/>
+                <w:szCs w:val="26"/>
+                <w:lang w:val="en-US"/>
+              </w:rPr>
+            </w:pPr>
+            <w:r>
+              <w:rPr>
+                <w:sz w:val="26"/>
+                <w:szCs w:val="26"/>
                 <w:lang w:val="en-US"/>
               </w:rPr>
               <w:t>1. Tập dữ liệu dự báo chuỗi thời gian được sinh mới tương ứng với các tham số kịch bản.</w:t>
             </w:r>
             <w:r>
               <w:rPr>
+                <w:sz w:val="26"/>
+                <w:szCs w:val="26"/>
                 <w:lang w:val="en-US"/>
               </w:rPr>
               <w:br/>
@@ -2108,6 +2687,8 @@
             </w:r>
             <w:r>
               <w:rPr>
+                <w:sz w:val="26"/>
+                <w:szCs w:val="26"/>
                 <w:lang w:val="en-US"/>
               </w:rPr>
               <w:br/>
@@ -2115,6 +2696,8 @@
             </w:r>
             <w:r>
               <w:rPr>
+                <w:sz w:val="26"/>
+                <w:szCs w:val="26"/>
                 <w:lang w:val="en-US"/>
               </w:rPr>
               <w:br/>
@@ -2145,13 +2728,17 @@
           <w:p>
             <w:pPr>
               <w:rPr>
-                <w:lang w:val="en-US"/>
-              </w:rPr>
-            </w:pPr>
-            <w:r>
-              <w:rPr>
-                <w:b/>
-                <w:bCs/>
+                <w:sz w:val="26"/>
+                <w:szCs w:val="26"/>
+                <w:lang w:val="en-US"/>
+              </w:rPr>
+            </w:pPr>
+            <w:r>
+              <w:rPr>
+                <w:b/>
+                <w:bCs/>
+                <w:sz w:val="26"/>
+                <w:szCs w:val="26"/>
                 <w:lang w:val="en-US"/>
               </w:rPr>
               <w:t>Normal Flow:</w:t>
@@ -2180,17 +2767,23 @@
           <w:p>
             <w:pPr>
               <w:rPr>
-                <w:lang w:val="en-US"/>
-              </w:rPr>
-            </w:pPr>
-            <w:r>
-              <w:rPr>
+                <w:sz w:val="26"/>
+                <w:szCs w:val="26"/>
+                <w:lang w:val="en-US"/>
+              </w:rPr>
+            </w:pPr>
+            <w:r>
+              <w:rPr>
+                <w:sz w:val="26"/>
+                <w:szCs w:val="26"/>
                 <w:lang w:val="en-US"/>
               </w:rPr>
               <w:t>1. Nhà phân tích truy cập vào mục "Dự đoán nhu cầu theo giờ" trên giao diện SS6.</w:t>
             </w:r>
             <w:r>
               <w:rPr>
+                <w:sz w:val="26"/>
+                <w:szCs w:val="26"/>
                 <w:lang w:val="en-US"/>
               </w:rPr>
               <w:br/>
@@ -2198,6 +2791,8 @@
             </w:r>
             <w:r>
               <w:rPr>
+                <w:sz w:val="26"/>
+                <w:szCs w:val="26"/>
                 <w:lang w:val="en-US"/>
               </w:rPr>
               <w:br/>
@@ -2205,6 +2800,8 @@
             </w:r>
             <w:r>
               <w:rPr>
+                <w:sz w:val="26"/>
+                <w:szCs w:val="26"/>
                 <w:lang w:val="en-US"/>
               </w:rPr>
               <w:br/>
@@ -2212,6 +2809,8 @@
             </w:r>
             <w:r>
               <w:rPr>
+                <w:sz w:val="26"/>
+                <w:szCs w:val="26"/>
                 <w:lang w:val="en-US"/>
               </w:rPr>
               <w:br/>
@@ -2219,20 +2818,17 @@
             </w:r>
             <w:r>
               <w:rPr>
+                <w:sz w:val="26"/>
+                <w:szCs w:val="26"/>
                 <w:lang w:val="en-US"/>
               </w:rPr>
               <w:br/>
-              <w:t xml:space="preserve">6. Hệ thống đóng gói kết quả vào DataFrame gồm các </w:t>
-            </w:r>
-            <w:r>
-              <w:rPr>
-                <w:lang w:val="en-US"/>
-              </w:rPr>
-              <w:lastRenderedPageBreak/>
-              <w:t>trường: hour, arrivals, queue_length, wait_time_min.</w:t>
-            </w:r>
-            <w:r>
-              <w:rPr>
+              <w:t>6. Hệ thống đóng gói kết quả vào DataFrame gồm các trường: hour, arrivals, queue_length, wait_time_min.</w:t>
+            </w:r>
+            <w:r>
+              <w:rPr>
+                <w:sz w:val="26"/>
+                <w:szCs w:val="26"/>
                 <w:lang w:val="en-US"/>
               </w:rPr>
               <w:br/>
@@ -2240,13 +2836,26 @@
             </w:r>
             <w:r>
               <w:rPr>
+                <w:sz w:val="26"/>
+                <w:szCs w:val="26"/>
                 <w:lang w:val="en-US"/>
               </w:rPr>
               <w:br/>
-              <w:t>8. Hệ thống kết xuất Biểu đồ 2: Biểu đồ diện tích màu cam (#ff922b) biểu diễn thời gian chờ ước tính theo phút.</w:t>
-            </w:r>
-            <w:r>
-              <w:rPr>
+              <w:t xml:space="preserve">8. Hệ thống kết xuất Biểu đồ 2: Biểu đồ diện tích màu cam </w:t>
+            </w:r>
+            <w:r>
+              <w:rPr>
+                <w:sz w:val="26"/>
+                <w:szCs w:val="26"/>
+                <w:lang w:val="en-US"/>
+              </w:rPr>
+              <w:lastRenderedPageBreak/>
+              <w:t>(#ff922b) biểu diễn thời gian chờ ước tính theo phút.</w:t>
+            </w:r>
+            <w:r>
+              <w:rPr>
+                <w:sz w:val="26"/>
+                <w:szCs w:val="26"/>
                 <w:lang w:val="en-US"/>
               </w:rPr>
               <w:br/>
@@ -2254,6 +2863,8 @@
             </w:r>
             <w:r>
               <w:rPr>
+                <w:sz w:val="26"/>
+                <w:szCs w:val="26"/>
                 <w:lang w:val="en-US"/>
               </w:rPr>
               <w:br/>
@@ -2284,13 +2895,17 @@
           <w:p>
             <w:pPr>
               <w:rPr>
-                <w:lang w:val="en-US"/>
-              </w:rPr>
-            </w:pPr>
-            <w:r>
-              <w:rPr>
-                <w:b/>
-                <w:bCs/>
+                <w:sz w:val="26"/>
+                <w:szCs w:val="26"/>
+                <w:lang w:val="en-US"/>
+              </w:rPr>
+            </w:pPr>
+            <w:r>
+              <w:rPr>
+                <w:b/>
+                <w:bCs/>
+                <w:sz w:val="26"/>
+                <w:szCs w:val="26"/>
                 <w:lang w:val="en-US"/>
               </w:rPr>
               <w:lastRenderedPageBreak/>
@@ -2320,25 +2935,33 @@
           <w:p>
             <w:pPr>
               <w:rPr>
-                <w:lang w:val="en-US"/>
-              </w:rPr>
-            </w:pPr>
-            <w:r>
-              <w:rPr>
-                <w:b/>
-                <w:bCs/>
+                <w:sz w:val="26"/>
+                <w:szCs w:val="26"/>
+                <w:lang w:val="en-US"/>
+              </w:rPr>
+            </w:pPr>
+            <w:r>
+              <w:rPr>
+                <w:b/>
+                <w:bCs/>
+                <w:sz w:val="26"/>
+                <w:szCs w:val="26"/>
                 <w:lang w:val="en-US"/>
               </w:rPr>
               <w:t>Alternative 1 (Mô phỏng sự kiện đặc biệt quy mô lớn - High Surge):</w:t>
             </w:r>
             <w:r>
               <w:rPr>
+                <w:sz w:val="26"/>
+                <w:szCs w:val="26"/>
                 <w:lang w:val="en-US"/>
               </w:rPr>
               <w:t> Tại bước 3, tác nhân kéo Hệ số tăng đột biến lên mức tối đa 5.0 (tương ứng với ngày khai giảng hoặc sự kiện lớn tại ĐHQG-HCM). Hệ thống tính toán và trực quan hóa kịch bản tắc nghẽn nghiêm trọng khi hàng đợi và thời gian chờ tăng vọt.</w:t>
             </w:r>
             <w:r>
               <w:rPr>
+                <w:sz w:val="26"/>
+                <w:szCs w:val="26"/>
                 <w:lang w:val="en-US"/>
               </w:rPr>
               <w:br/>
@@ -2347,12 +2970,16 @@
               <w:rPr>
                 <w:b/>
                 <w:bCs/>
+                <w:sz w:val="26"/>
+                <w:szCs w:val="26"/>
                 <w:lang w:val="en-US"/>
               </w:rPr>
               <w:t>Alternative 2 (Mô phỏng chu kỳ đầy đủ 24 giờ):</w:t>
             </w:r>
             <w:r>
               <w:rPr>
+                <w:sz w:val="26"/>
+                <w:szCs w:val="26"/>
                 <w:lang w:val="en-US"/>
               </w:rPr>
               <w:t> Tại bước 3, tác nhân kéo thanh trượt Số giờ mô phỏng lên 24 giờ để phân tích chu kỳ nhu cầu toàn diện từ sáng sớm đến đêm muộn.</w:t>
@@ -2382,13 +3009,17 @@
           <w:p>
             <w:pPr>
               <w:rPr>
-                <w:lang w:val="en-US"/>
-              </w:rPr>
-            </w:pPr>
-            <w:r>
-              <w:rPr>
-                <w:b/>
-                <w:bCs/>
+                <w:sz w:val="26"/>
+                <w:szCs w:val="26"/>
+                <w:lang w:val="en-US"/>
+              </w:rPr>
+            </w:pPr>
+            <w:r>
+              <w:rPr>
+                <w:b/>
+                <w:bCs/>
+                <w:sz w:val="26"/>
+                <w:szCs w:val="26"/>
                 <w:lang w:val="en-US"/>
               </w:rPr>
               <w:t>Exceptions:</w:t>
@@ -2417,19 +3048,25 @@
           <w:p>
             <w:pPr>
               <w:rPr>
-                <w:lang w:val="en-US"/>
-              </w:rPr>
-            </w:pPr>
-            <w:r>
-              <w:rPr>
-                <w:b/>
-                <w:bCs/>
+                <w:sz w:val="26"/>
+                <w:szCs w:val="26"/>
+                <w:lang w:val="en-US"/>
+              </w:rPr>
+            </w:pPr>
+            <w:r>
+              <w:rPr>
+                <w:b/>
+                <w:bCs/>
+                <w:sz w:val="26"/>
+                <w:szCs w:val="26"/>
                 <w:lang w:val="en-US"/>
               </w:rPr>
               <w:t>Exception 1 (Tham số đầu vào ngoài khoảng quy định):</w:t>
             </w:r>
             <w:r>
               <w:rPr>
+                <w:sz w:val="26"/>
+                <w:szCs w:val="26"/>
                 <w:lang w:val="en-US"/>
               </w:rPr>
               <w:t> Nếu phát hiện tham số không hợp lệ do lỗi bộ nhớ tạm, hệ thống tự động fallback về giá trị an toàn mặc định (Tỉ lệ cơ bản = 15, Hệ số = 1.0, Số giờ = 12) và kết xuất lại biểu đồ bình thường.</w:t>
@@ -2459,13 +3096,17 @@
           <w:p>
             <w:pPr>
               <w:rPr>
-                <w:lang w:val="en-US"/>
-              </w:rPr>
-            </w:pPr>
-            <w:r>
-              <w:rPr>
-                <w:b/>
-                <w:bCs/>
+                <w:sz w:val="26"/>
+                <w:szCs w:val="26"/>
+                <w:lang w:val="en-US"/>
+              </w:rPr>
+            </w:pPr>
+            <w:r>
+              <w:rPr>
+                <w:b/>
+                <w:bCs/>
+                <w:sz w:val="26"/>
+                <w:szCs w:val="26"/>
                 <w:lang w:val="en-US"/>
               </w:rPr>
               <w:t>Notes and Issues:</w:t>
@@ -2494,11 +3135,15 @@
           <w:p>
             <w:pPr>
               <w:rPr>
-                <w:lang w:val="en-US"/>
-              </w:rPr>
-            </w:pPr>
-            <w:r>
-              <w:rPr>
+                <w:sz w:val="26"/>
+                <w:szCs w:val="26"/>
+                <w:lang w:val="en-US"/>
+              </w:rPr>
+            </w:pPr>
+            <w:r>
+              <w:rPr>
+                <w:sz w:val="26"/>
+                <w:szCs w:val="26"/>
                 <w:lang w:val="en-US"/>
               </w:rPr>
               <w:t>Mô hình tính toán dựa trên chu kỳ di chuyển đặc thù của sinh viên ĐHQG-HCM và lịch trình Tuyến Metro số 1; Biểu đồ tương tác Plotly hỗ trợ rê chuột (hover tooltip) tra cứu số liệu cụ thể từng mốc giờ; Hỗ trợ xuất dữ liệu sang SS4 để chủ động điều phối xe cân bằng mạng lưới trước giờ cao điểm.</w:t>
@@ -2510,21 +3155,27 @@
     <w:p>
       <w:pPr>
         <w:rPr>
+          <w:sz w:val="26"/>
+          <w:szCs w:val="26"/>
           <w:lang w:val="en-US"/>
         </w:rPr>
       </w:pPr>
       <w:r>
         <w:rPr>
+          <w:sz w:val="26"/>
+          <w:szCs w:val="26"/>
           <w:lang w:val="en-US"/>
         </w:rPr>
         <w:pict w14:anchorId="72AB6527">
-          <v:rect id="_x0000_i1104" style="width:0;height:.75pt" o:hralign="center" o:hrstd="t" o:hr="t" fillcolor="#a0a0a0" stroked="f"/>
+          <v:rect id="_x0000_i1026" style="width:0;height:.75pt" o:hralign="center" o:hrstd="t" o:hr="t" fillcolor="#a0a0a0" stroked="f"/>
         </w:pict>
       </w:r>
     </w:p>
     <w:p>
       <w:pPr>
         <w:rPr>
+          <w:sz w:val="26"/>
+          <w:szCs w:val="26"/>
           <w:lang w:val="en-US"/>
         </w:rPr>
       </w:pPr>
@@ -2532,6 +3183,8 @@
         <w:rPr>
           <w:i/>
           <w:iCs/>
+          <w:sz w:val="26"/>
+          <w:szCs w:val="26"/>
           <w:lang w:val="en-US"/>
         </w:rPr>
         <w:t>Tài liệu được tạo bởi Hoàng Văn Tấn (TV6 — Developer/Simulation Specialist) phục vụ BTL Công nghệ Phần mềm (CO3001) — HCMUT.</w:t>
@@ -2540,6 +3193,8 @@
     <w:p>
       <w:pPr>
         <w:rPr>
+          <w:sz w:val="26"/>
+          <w:szCs w:val="26"/>
           <w:lang w:val="en-US"/>
         </w:rPr>
       </w:pPr>
@@ -2993,7 +3648,6 @@
     <w:next w:val="Normal"/>
     <w:link w:val="Heading2Char"/>
     <w:uiPriority w:val="9"/>
-    <w:semiHidden/>
     <w:unhideWhenUsed/>
     <w:qFormat/>
     <w:rsid w:val="00D44FF5"/>
@@ -3544,6 +4198,26 @@
       </w:tblBorders>
     </w:tblPr>
   </w:style>
+  <w:style w:type="paragraph" w:customStyle="1" w:styleId="BlockQuotation">
+    <w:name w:val="Block Quotation"/>
+    <w:basedOn w:val="Normal"/>
+    <w:qFormat/>
+    <w:rsid w:val="00FE4F7C"/>
+    <w:pPr>
+      <w:widowControl w:val="0"/>
+      <w:suppressAutoHyphens/>
+      <w:spacing w:after="283" w:line="240" w:lineRule="auto"/>
+      <w:ind w:left="567" w:right="567"/>
+    </w:pPr>
+    <w:rPr>
+      <w:rFonts w:ascii="Liberation Serif" w:eastAsia="AR PL SungtiL GB" w:hAnsi="Liberation Serif" w:cs="Noto Sans Devanagari"/>
+      <w:kern w:val="0"/>
+      <w:sz w:val="24"/>
+      <w:szCs w:val="24"/>
+      <w:lang w:val="en-US" w:eastAsia="zh-CN" w:bidi="hi-IN"/>
+      <w14:ligatures w14:val="none"/>
+    </w:rPr>
+  </w:style>
 </w:styles>
 </file>
 
